--- a/templates/sanitized/bank-fin-snags-undertaking.docx
+++ b/templates/sanitized/bank-fin-snags-undertaking.docx
@@ -403,6 +403,7 @@
     </w:p>
     <w:tbl>
       <w:tblPr>
+        <w:bidiVisual w:val="0"/>
         <w:tblW w:w="8533" w:type="dxa"/>
         <w:jc w:val="center"/>
         <w:tblBorders>
@@ -1013,7 +1014,7 @@
           <w:szCs w:val="27"/>
           <w:rtl/>
         </w:rPr>
-        <w:t xml:space="preserve"/>
+        <w:t xml:space="preserve">‏</w:t>
       </w:r>
       <w:r>
         <w:rPr>
@@ -1505,7 +1506,7 @@
           <w:szCs w:val="27"/>
           <w:rtl/>
         </w:rPr>
-        <w:t xml:space="preserve"/>
+        <w:t xml:space="preserve">‏</w:t>
       </w:r>
     </w:p>
     <w:p>
